--- a/engine/phar_study/EIPICO_Bibliography_10-09-2026.docx
+++ b/engine/phar_study/EIPICO_Bibliography_10-09-2026.docx
@@ -19402,7 +19402,7 @@
           <w:color w:val="1C3A36"/>
           <w:sz w:val="24"/>
         </w:rPr>
-        <w:t>Research layer: House   (46 inputs)</w:t>
+        <w:t>Research layer: House   (47 inputs)</w:t>
       </w:r>
     </w:p>
     <w:tbl>
@@ -21642,7 +21642,7 @@
                 <w:color w:val="1C3A36"/>
                 <w:sz w:val="14"/>
               </w:rPr>
-              <w:t>beta</w:t>
+              <w:t>beta terminal</w:t>
             </w:r>
           </w:p>
         </w:tc>
@@ -21660,7 +21660,7 @@
                 <w:color w:val="1C3A36"/>
                 <w:sz w:val="14"/>
               </w:rPr>
-              <w:t>0.665819</w:t>
+              <w:t>1</w:t>
             </w:r>
           </w:p>
         </w:tc>
@@ -21678,7 +21678,7 @@
                 <w:color w:val="1C3A36"/>
                 <w:sz w:val="14"/>
               </w:rPr>
-              <w:t>2026-09-08</w:t>
+              <w:t>2026-09-10</w:t>
             </w:r>
           </w:p>
         </w:tc>
@@ -21696,7 +21696,7 @@
                 <w:color w:val="1C3A36"/>
                 <w:sz w:val="14"/>
               </w:rPr>
-              <w:t>Own-stock first-tier weekly regression against raw_indices/EG/EGX30.csv as at 2026-09-08 — THE PUBLISHED INDEX OF THE EXCHANGE THIS STOCK IS LISTED ON, resolved by beta_regression.own_stock_beta() rather than hand-rolled. R-squared 0.143, n = 256, standard error 0.1355, 90% confidence interval [0.443, 0.889], Dimson-corrected and matched to the exchange's own trading week (W-THU). The coefficient is comfortably larger than its own standard error, which is the test applied before any regression beta is used. WITHDRAWN AND KEPT FOR COMPARISON: the previous edition regressed against a 36-name equal-weight basket of the covered library and got 0.6295 at an R-squared of 0.235. THE BASKET FIT BETTER, which is what a basket built out of our own coverage does — it shares members with the very set it is used to price — and a better fit against the wrong regressor is not evidence for the wrong regressor. A beta below one is still what a defensive, price-regulated, domestically-consumed staple should produce.</w:t>
+              <w:t>Terminal beta. The measured beta describes how this share has moved against the exchange over the window it was fitted on; in perpetuity a going concern is assumed to revert to the market, so the terminal cost of equity is struck at 1.00 and not at the measured figure. This is a HOUSE CONVENTION rather than an observation, which is why it is stated here rather than derived: no regression produces a perpetual beta. The construction is same_beta in name only -- the explicit window uses the measured beta and the terminal uses 1.00, and both are published. It is the single largest driver in this study and it is sensitised in the terminal table.</w:t>
             </w:r>
           </w:p>
         </w:tc>
@@ -21715,7 +21715,7 @@
                 <w:color w:val="1C3A36"/>
                 <w:sz w:val="14"/>
               </w:rPr>
-              <w:t>kd egp</w:t>
+              <w:t>beta</w:t>
             </w:r>
           </w:p>
         </w:tc>
@@ -21733,7 +21733,7 @@
                 <w:color w:val="1C3A36"/>
                 <w:sz w:val="14"/>
               </w:rPr>
-              <w:t>0.255</w:t>
+              <w:t>0.665819</w:t>
             </w:r>
           </w:p>
         </w:tc>
@@ -21751,7 +21751,7 @@
                 <w:color w:val="1C3A36"/>
                 <w:sz w:val="14"/>
               </w:rPr>
-              <w:t>2026-08-06</w:t>
+              <w:t>2026-09-08</w:t>
             </w:r>
           </w:p>
         </w:tc>
@@ -21769,7 +21769,7 @@
                 <w:color w:val="1C3A36"/>
                 <w:sz w:val="14"/>
               </w:rPr>
-              <w:t>Marginal cost of local-currency debt: the ten-year sovereign yield of 23.00% plus a 250 basis-point corporate credit spread. A same-currency corporate cannot borrow below its own sovereign, so this is floored at the sovereign yield by construction -- and it is now DERIVED from the same risk-free rate the discount rate uses rather than typed, so the floor holds by arithmetic. Until 09-09-2026 it was built instead on the WITHDRAWN 22.31% print of 21 July: the risk-free was corrected to the pricing-date observable and the cost of debt resting on it was not moved with it, leaving this rate 69 basis points below where its own risk-free put it, with nothing to say so</w:t>
+              <w:t>Own-stock first-tier weekly regression against raw_indices/EG/EGX30.csv as at 2026-09-08 — THE PUBLISHED INDEX OF THE EXCHANGE THIS STOCK IS LISTED ON, resolved by beta_regression.own_stock_beta() rather than hand-rolled. R-squared 0.143, n = 256, standard error 0.1355, 90% confidence interval [0.443, 0.889], Dimson-corrected and matched to the exchange's own trading week (W-THU). The coefficient is comfortably larger than its own standard error, which is the test applied before any regression beta is used. WITHDRAWN AND KEPT FOR COMPARISON: the previous edition regressed against a 36-name equal-weight basket of the covered library and got 0.6295 at an R-squared of 0.235. THE BASKET FIT BETTER, which is what a basket built out of our own coverage does — it shares members with the very set it is used to price — and a better fit against the wrong regressor is not evidence for the wrong regressor. A beta below one is still what a defensive, price-regulated, domestically-consumed staple should produce.</w:t>
             </w:r>
           </w:p>
         </w:tc>
@@ -21788,7 +21788,7 @@
                 <w:color w:val="1C3A36"/>
                 <w:sz w:val="14"/>
               </w:rPr>
-              <w:t>kd fx coupon</w:t>
+              <w:t>kd egp</w:t>
             </w:r>
           </w:p>
         </w:tc>
@@ -21806,7 +21806,7 @@
                 <w:color w:val="1C3A36"/>
                 <w:sz w:val="14"/>
               </w:rPr>
-              <w:t>0.075</w:t>
+              <w:t>0.255</w:t>
             </w:r>
           </w:p>
         </w:tc>
@@ -21824,7 +21824,7 @@
                 <w:color w:val="1C3A36"/>
                 <w:sz w:val="14"/>
               </w:rPr>
-              <w:t>2026-08-09</w:t>
+              <w:t>2026-08-06</w:t>
             </w:r>
           </w:p>
         </w:tc>
@@ -21842,7 +21842,7 @@
                 <w:color w:val="1C3A36"/>
                 <w:sz w:val="14"/>
               </w:rPr>
-              <w:t>Marginal coupon on the group's hard-currency borrowings. Half the term-loan book is US-dollar and euro paper from Qatar National Bank Alahli and the National Bank of Kuwait; 7.5% is the dollar-funding cost for an unrated Egyptian corporate at current benchmark rates</w:t>
+              <w:t>Marginal cost of local-currency debt: the ten-year sovereign yield of 23.00% plus a 250 basis-point corporate credit spread. A same-currency corporate cannot borrow below its own sovereign, so this is floored at the sovereign yield by construction -- and it is now DERIVED from the same risk-free rate the discount rate uses rather than typed, so the floor holds by arithmetic. Until 09-09-2026 it was built instead on the WITHDRAWN 22.31% print of 21 July: the risk-free was corrected to the pricing-date observable and the cost of debt resting on it was not moved with it, leaving this rate 69 basis points below where its own risk-free put it, with nothing to say so</w:t>
             </w:r>
           </w:p>
         </w:tc>
@@ -21861,7 +21861,7 @@
                 <w:color w:val="1C3A36"/>
                 <w:sz w:val="14"/>
               </w:rPr>
-              <w:t>fx dep wacc</w:t>
+              <w:t>kd fx coupon</w:t>
             </w:r>
           </w:p>
         </w:tc>
@@ -21879,7 +21879,7 @@
                 <w:color w:val="1C3A36"/>
                 <w:sz w:val="14"/>
               </w:rPr>
-              <w:t>0.045</w:t>
+              <w:t>0.075</w:t>
             </w:r>
           </w:p>
         </w:tc>
@@ -21915,7 +21915,7 @@
                 <w:color w:val="1C3A36"/>
                 <w:sz w:val="14"/>
               </w:rPr>
-              <w:t>Expected annual depreciation of the Egyptian pound used to carry foreign-currency debt at its LOCAL-EQUIVALENT cost. Taken from the model's own exchange-rate path (50.5 to 57.7 over five years, a 3.4% compound rate) with a margin; a raw hard-currency coupon inside a pound-nominal weighted average cost of capital would understate the cost of that debt</w:t>
+              <w:t>Marginal coupon on the group's hard-currency borrowings. Half the term-loan book is US-dollar and euro paper from Qatar National Bank Alahli and the National Bank of Kuwait; 7.5% is the dollar-funding cost for an unrated Egyptian corporate at current benchmark rates</w:t>
             </w:r>
           </w:p>
         </w:tc>
@@ -21934,7 +21934,7 @@
                 <w:color w:val="1C3A36"/>
                 <w:sz w:val="14"/>
               </w:rPr>
-              <w:t>int path</w:t>
+              <w:t>fx dep wacc</w:t>
             </w:r>
           </w:p>
         </w:tc>
@@ -21952,7 +21952,7 @@
                 <w:color w:val="1C3A36"/>
                 <w:sz w:val="14"/>
               </w:rPr>
-              <w:t>1,250, 1,210, 1,150, 1,090, 1,030</w:t>
+              <w:t>0.045</w:t>
             </w:r>
           </w:p>
         </w:tc>
@@ -21970,7 +21970,7 @@
                 <w:color w:val="1C3A36"/>
                 <w:sz w:val="14"/>
               </w:rPr>
-              <w:t>2026-08-11</w:t>
+              <w:t>2026-08-09</w:t>
             </w:r>
           </w:p>
         </w:tc>
@@ -21988,7 +21988,7 @@
                 <w:color w:val="1C3A36"/>
                 <w:sz w:val="14"/>
               </w:rPr>
-              <w:t>Finance cost charged to the income statement, EGP million. This is NOT the marginal cost of debt used in the discount rate — that is a forward, local-equivalent, currency-blended rate; this is what the profit and loss account actually bears, and part of the group's interest is still being capitalised into the remaining construction balance. CALIBRATED TO THE FIRST QUARTER OF 2026: 312.862 of financing expense in three months, DOWN 6.9% year on year, an annual run-rate of about 1,251 against the 1,548 the first cut of this model implied. It then declines with the central bank's easing cycle</w:t>
+              <w:t>Expected annual depreciation of the Egyptian pound used to carry foreign-currency debt at its LOCAL-EQUIVALENT cost. Taken from the model's own exchange-rate path (50.5 to 57.7 over five years, a 3.4% compound rate) with a margin; a raw hard-currency coupon inside a pound-nominal weighted average cost of capital would understate the cost of that debt</w:t>
             </w:r>
           </w:p>
         </w:tc>
@@ -22007,7 +22007,7 @@
                 <w:color w:val="1C3A36"/>
                 <w:sz w:val="14"/>
               </w:rPr>
-              <w:t>kd path</w:t>
+              <w:t>int path</w:t>
             </w:r>
           </w:p>
         </w:tc>
@@ -22025,7 +22025,7 @@
                 <w:color w:val="1C3A36"/>
                 <w:sz w:val="14"/>
               </w:rPr>
-              <w:t>0.189, 0.178, 0.166, 0.156, 0.148</w:t>
+              <w:t>1,250, 1,210, 1,150, 1,090, 1,030</w:t>
             </w:r>
           </w:p>
         </w:tc>
@@ -22043,7 +22043,7 @@
                 <w:color w:val="1C3A36"/>
                 <w:sz w:val="14"/>
               </w:rPr>
-              <w:t>2026-08-09</w:t>
+              <w:t>2026-08-11</w:t>
             </w:r>
           </w:p>
         </w:tc>
@@ -22061,7 +22061,7 @@
                 <w:color w:val="1C3A36"/>
                 <w:sz w:val="14"/>
               </w:rPr>
-              <w:t>CONVERGENCE PATH, FY2026E-FY2030E. This row is NOT the cost of local-currency debt (25.50%, the row above) and NOT the blended marginal cost of debt, which is struck further down this file once the currency weights are known and is published in the cost-of-capital table: its first point, 18.90%, is the NORMALISED RISK-FREE RATE, and the row traces that rate converging on the terminal norm as the central bank's easing cycle runs. Its only job is to give the discount-rate glide a shape derived from something in the model rather than an invented curve; the glide uses the row normalised to its own endpoints, so the levels cancel and only the SHAPE enters. The earlier edition described it as a cost-of-debt path, which it is not</w:t>
+              <w:t>Finance cost charged to the income statement, EGP million. This is NOT the marginal cost of debt used in the discount rate — that is a forward, local-equivalent, currency-blended rate; this is what the profit and loss account actually bears, and part of the group's interest is still being capitalised into the remaining construction balance. CALIBRATED TO THE FIRST QUARTER OF 2026: 312.862 of financing expense in three months, DOWN 6.9% year on year, an annual run-rate of about 1,251 against the 1,548 the first cut of this model implied. It then declines with the central bank's easing cycle</w:t>
             </w:r>
           </w:p>
         </w:tc>
@@ -22080,6 +22080,79 @@
                 <w:color w:val="1C3A36"/>
                 <w:sz w:val="14"/>
               </w:rPr>
+              <w:t>kd path</w:t>
+            </w:r>
+          </w:p>
+        </w:tc>
+        <w:tc>
+          <w:tcPr>
+            <w:tcW w:type="dxa" w:w="1512"/>
+          </w:tcPr>
+          <w:p>
+            <w:pPr>
+              <w:spacing w:after="20"/>
+              <w:jc w:val="right"/>
+            </w:pPr>
+            <w:r>
+              <w:rPr>
+                <w:color w:val="1C3A36"/>
+                <w:sz w:val="14"/>
+              </w:rPr>
+              <w:t>0.189, 0.178, 0.166, 0.156, 0.148</w:t>
+            </w:r>
+          </w:p>
+        </w:tc>
+        <w:tc>
+          <w:tcPr>
+            <w:tcW w:type="dxa" w:w="1051"/>
+          </w:tcPr>
+          <w:p>
+            <w:pPr>
+              <w:spacing w:after="20"/>
+              <w:jc w:val="right"/>
+            </w:pPr>
+            <w:r>
+              <w:rPr>
+                <w:color w:val="1C3A36"/>
+                <w:sz w:val="14"/>
+              </w:rPr>
+              <w:t>2026-08-09</w:t>
+            </w:r>
+          </w:p>
+        </w:tc>
+        <w:tc>
+          <w:tcPr>
+            <w:tcW w:type="dxa" w:w="4709"/>
+          </w:tcPr>
+          <w:p>
+            <w:pPr>
+              <w:spacing w:after="20"/>
+              <w:jc w:val="right"/>
+            </w:pPr>
+            <w:r>
+              <w:rPr>
+                <w:color w:val="1C3A36"/>
+                <w:sz w:val="14"/>
+              </w:rPr>
+              <w:t>CONVERGENCE PATH, FY2026E-FY2030E. This row is NOT the cost of local-currency debt (25.50%, the row above) and NOT the blended marginal cost of debt, which is struck further down this file once the currency weights are known and is published in the cost-of-capital table: its first point, 18.90%, is the NORMALISED RISK-FREE RATE, and the row traces that rate converging on the terminal norm as the central bank's easing cycle runs. Its only job is to give the discount-rate glide a shape derived from something in the model rather than an invented curve; the glide uses the row normalised to its own endpoints, so the levels cancel and only the SHAPE enters. The earlier edition described it as a cost-of-debt path, which it is not</w:t>
+            </w:r>
+          </w:p>
+        </w:tc>
+      </w:tr>
+      <w:tr>
+        <w:tc>
+          <w:tcPr>
+            <w:tcW w:type="dxa" w:w="2232"/>
+          </w:tcPr>
+          <w:p>
+            <w:pPr>
+              <w:spacing w:after="20"/>
+            </w:pPr>
+            <w:r>
+              <w:rPr>
+                <w:color w:val="1C3A36"/>
+                <w:sz w:val="14"/>
+              </w:rPr>
               <w:t>rf term</w:t>
             </w:r>
           </w:p>
@@ -22116,7 +22189,7 @@
                 <w:color w:val="1C3A36"/>
                 <w:sz w:val="14"/>
               </w:rPr>
-              <w:t>2026-09-03</w:t>
+              <w:t>2026-09-10</w:t>
             </w:r>
           </w:p>
         </w:tc>
@@ -22134,7 +22207,7 @@
                 <w:color w:val="1C3A36"/>
                 <w:sz w:val="14"/>
               </w:rPr>
-              <w:t>Terminal risk-free rate, DERIVED and never quoted: the long-run inflation this valuation carries throughout, 7.0%, plus the standard 5.5-point emerging-market real-rate convention. The previous edition used 10.5%, built the same way but on a 5% inflation assumption that appears nowhere else in the model — the same valuation escalated costs on one long-run rate and discounted the terminal on another, two points apart. THE DERIVATION IS WHAT MAKES IT CHECKABLE: the single most terminal-value-sensitive number in the model cannot be typed, and it cannot disagree with the inflation the rest of the model uses because it is computed from it.</w:t>
+              <w:t>Terminal risk-free rate, DERIVED and never quoted: the long-run inflation this valuation carries throughout, 7.00%, plus the house long-run real-rate convention of 3.50 points, which is 10.50%. That real rate was cut from 5.50 points on 10-09-2026: the retired figure described a central bank still RESTRICTING to finish a disinflation, and a terminal rate is the neutral one held in perpetuity. THE DERIVATION IS WHAT MAKES IT CHECKABLE: the single most terminal-value-sensitive number in the model cannot be typed, and it cannot disagree with the inflation the rest of the model uses because it is computed from it — including this sentence, which is interpolated from the same two figures rather than describing them.</w:t>
             </w:r>
           </w:p>
         </w:tc>
@@ -22886,7 +22959,7 @@
           <w:color w:val="6E7B77"/>
           <w:sz w:val="18"/>
         </w:rPr>
-        <w:t>Total: 282 inputs, every one carrying a value, a source, a date and a layer.</w:t>
+        <w:t>Total: 283 inputs, every one carrying a value, a source, a date and a layer.</w:t>
       </w:r>
     </w:p>
     <w:p>
@@ -23168,7 +23241,7 @@
                 <w:color w:val="1C3A36"/>
                 <w:sz w:val="15"/>
               </w:rPr>
-              <w:t>The associate contribution is normalised to EGP 320 million</w:t>
+              <w:t>The associate contribution is normalised to 250 million</w:t>
             </w:r>
           </w:p>
         </w:tc>
@@ -23186,7 +23259,7 @@
                 <w:color w:val="1C3A36"/>
                 <w:sz w:val="15"/>
               </w:rPr>
-              <w:t>The disclosed stream is EGP 74.5m, 147.1m and 495.5m across three years and the FY2025 print is more than three times FY2024. The three-year average is 239.0; 320 sits between that and the latest year.</w:t>
+              <w:t>The disclosed stream is EGP 74.5m, 151.6m and 512.1m across three years and the FY2025 print is more than three times FY2024. The three-year average is 246.1; the adopted figure sits between that and the latest year.</w:t>
             </w:r>
           </w:p>
         </w:tc>
@@ -23204,7 +23277,7 @@
                 <w:color w:val="1C3A36"/>
                 <w:sz w:val="15"/>
               </w:rPr>
-              <w:t>A second year near EGP 495 million would make 320 too conservative by roughly EGP 10 a share.</w:t>
+              <w:t>A second year near EGP 512 million would make the adopted figure too conservative.</w:t>
             </w:r>
           </w:p>
         </w:tc>
@@ -23241,7 +23314,7 @@
                 <w:color w:val="1C3A36"/>
                 <w:sz w:val="15"/>
               </w:rPr>
-              <w:t>They contributed EGP 495.5 million against a carrying value of EGP 675.9 million. Carrying value is therefore not a usable proxy, and an 11 times multiple is applied to the normalised stream instead.</w:t>
+              <w:t>They contributed EGP 512.1 million against a carrying value of EGP 675.9 million. Carrying value is therefore not a usable proxy, and a 11 times multiple is applied to the normalised stream instead.</w:t>
             </w:r>
           </w:p>
         </w:tc>
@@ -23314,7 +23387,7 @@
                 <w:color w:val="1C3A36"/>
                 <w:sz w:val="15"/>
               </w:rPr>
-              <w:t>A step devaluation of the kind seen in March 2024. Note this cuts AGAINST the company, not for it: imported inputs are 79% of the cash cost stack against a 32% export share.</w:t>
+              <w:t>A step devaluation of the kind seen in March 2024. Note this cuts AGAINST the company, not for it: imported inputs are 68.4% of the full cash cost stack against a roughly one-third export share. The 79.4% variant assumes ALL packaging is imported, which the group's own primary-packaging manufacture rules out.</w:t>
             </w:r>
           </w:p>
         </w:tc>
@@ -23333,7 +23406,7 @@
                 <w:color w:val="1C3A36"/>
                 <w:sz w:val="15"/>
               </w:rPr>
-              <w:t>The terminal debt weight is 20%, below today's 25%</w:t>
+              <w:t>The terminal debt weight is 25.53%, which is today's market weight</w:t>
             </w:r>
           </w:p>
         </w:tc>
@@ -23351,7 +23424,7 @@
                 <w:color w:val="1C3A36"/>
                 <w:sz w:val="15"/>
               </w:rPr>
-              <w:t>At a 40% payout the model deleverages through the forecast, so a terminal weight at today's level would contradict the model's own trajectory in the direction that flatters the valuation.</w:t>
+              <w:t>An earlier edition carried 20% here on the argument that the model deleverages through the forecast. The market weight is used instead, and both are shown: on the book basis the terminal weight is 36.23% and the terminal cost of capital 14.62%, against 15.47% on the market basis.</w:t>
             </w:r>
           </w:p>
         </w:tc>
@@ -23369,7 +23442,7 @@
                 <w:color w:val="1C3A36"/>
                 <w:sz w:val="15"/>
               </w:rPr>
-              <w:t>A stated policy of maintaining current leverage.</w:t>
+              <w:t>A stated policy of maintaining leverage away from the current level.</w:t>
             </w:r>
           </w:p>
         </w:tc>
@@ -23388,7 +23461,7 @@
                 <w:color w:val="1C3A36"/>
                 <w:sz w:val="15"/>
               </w:rPr>
-              <w:t>Terminal growth is 5%, which is roughly zero in real terms</w:t>
+              <w:t>Terminal growth is 7.00%, which is zero in real terms</w:t>
             </w:r>
           </w:p>
         </w:tc>
@@ -23406,7 +23479,7 @@
                 <w:color w:val="1C3A36"/>
                 <w:sz w:val="15"/>
               </w:rPr>
-              <w:t>It is a pound-nominal rate struck against a terminal risk-free rate that itself embeds the central bank's 5% inflation target. Deliberately conservative for a company with a third of revenue in hard currency.</w:t>
+              <w:t>It is a pound-nominal rate DERIVED from the house terminal inflation of 7.00% at zero real growth, not typed. An earlier edition typed 5% and called it approximately zero real, which against a 7.00% long-run rate is a real DECLINE of about 1.9% a year in perpetuity that nothing in the study argued for.</w:t>
             </w:r>
           </w:p>
         </w:tc>
@@ -23424,7 +23497,7 @@
                 <w:color w:val="1C3A36"/>
                 <w:sz w:val="15"/>
               </w:rPr>
-              <w:t>Nothing in the near term; the sensitivity table runs 3% to 7% and the value ranges from EGP 78 to EGP 98.</w:t>
+              <w:t>Nothing in the near term; the sensitivity table runs 3% to 7% and the value ranges from EGP 62.88 to EGP 85.25.</w:t>
             </w:r>
           </w:p>
         </w:tc>
@@ -23461,7 +23534,7 @@
                 <w:color w:val="1C3A36"/>
                 <w:sz w:val="15"/>
               </w:rPr>
-              <w:t>The quoted 22.31% ten-year yield contains Egypt's own default risk; subtracting the 3.41% credit-default-swap spread leaves 18.90%, and country risk is then charged once, inside the equity premium. Both the swap and the rating construction are published and they agree to 11 basis points.</w:t>
+              <w:t>The quoted 23.00% ten-year yield contains Egypt's own default risk; subtracting the 3.42% credit-default-swap spread leaves 19.58%, and country risk is then charged once, inside the equity premium. Both the swap and the rating construction are published: the rating basis leaves 17.03%.</w:t>
             </w:r>
           </w:p>
         </w:tc>
@@ -23626,7 +23699,7 @@
                 <w:color w:val="1C3A36"/>
                 <w:sz w:val="15"/>
               </w:rPr>
-              <w:t>The multiple the model's own economics justify (8.1x), the company's own four-year mean (6.7x), and a regional peer median adjusted for the cost-of-equity gap (9.8x). The unadjusted peer median would give EGP 133 a share; the size of that gap is the country-risk discount and it is shown rather than hidden.</w:t>
+              <w:t>The multiple the model's own economics justify (7.06x), the company's own four-year mean (6.57x), and a peer-referenced multiple adjusted for the cost-of-equity gap (6.10x) — which is NOT a median of a disclosed peer set and is not presented as one. The unadjusted peer read would give EGP 182 a share; the size of that gap is the country-risk discount and it is shown rather than hidden.</w:t>
             </w:r>
           </w:p>
         </w:tc>

--- a/engine/phar_study/EIPICO_Bibliography_10-09-2026.docx
+++ b/engine/phar_study/EIPICO_Bibliography_10-09-2026.docx
@@ -22171,7 +22171,7 @@
                 <w:color w:val="1C3A36"/>
                 <w:sz w:val="14"/>
               </w:rPr>
-              <w:t>0.105</w:t>
+              <w:t>0.09</w:t>
             </w:r>
           </w:p>
         </w:tc>
@@ -22207,7 +22207,7 @@
                 <w:color w:val="1C3A36"/>
                 <w:sz w:val="14"/>
               </w:rPr>
-              <w:t>Terminal risk-free rate, DERIVED and never quoted: the long-run inflation this valuation carries throughout, 7.00%, plus the house long-run real-rate convention of 3.50 points, which is 10.50%. That real rate was cut from 5.50 points on 10-09-2026: the retired figure described a central bank still RESTRICTING to finish a disinflation, and a terminal rate is the neutral one held in perpetuity. THE DERIVATION IS WHAT MAKES IT CHECKABLE: the single most terminal-value-sensitive number in the model cannot be typed, and it cannot disagree with the inflation the rest of the model uses because it is computed from it — including this sentence, which is interpolated from the same two figures rather than describing them.</w:t>
+              <w:t>Terminal risk-free rate, DERIVED and never quoted: the long-run inflation this valuation carries throughout, 7.00%, plus the house long-run real-rate convention of 2.00 points, which is 9.00%. That real rate was cut from 5.50 points on 10-09-2026: the retired figure described a central bank still RESTRICTING to finish a disinflation, and a terminal rate is the neutral one held in perpetuity. THE DERIVATION IS WHAT MAKES IT CHECKABLE: the single most terminal-value-sensitive number in the model cannot be typed, and it cannot disagree with the inflation the rest of the model uses because it is computed from it — including this sentence, which is interpolated from the same two figures rather than describing them.</w:t>
             </w:r>
           </w:p>
         </w:tc>
@@ -23424,7 +23424,7 @@
                 <w:color w:val="1C3A36"/>
                 <w:sz w:val="15"/>
               </w:rPr>
-              <w:t>An earlier edition carried 20% here on the argument that the model deleverages through the forecast. The market weight is used instead, and both are shown: on the book basis the terminal weight is 36.23% and the terminal cost of capital 14.62%, against 15.47% on the market basis.</w:t>
+              <w:t>An earlier edition carried 20% here on the argument that the model deleverages through the forecast. The market weight is used instead, and both are shown: on the book basis the terminal weight is 36.23% and the terminal cost of capital 13.67%, against 14.36% on the market basis.</w:t>
             </w:r>
           </w:p>
         </w:tc>
@@ -23497,7 +23497,7 @@
                 <w:color w:val="1C3A36"/>
                 <w:sz w:val="15"/>
               </w:rPr>
-              <w:t>Nothing in the near term; the sensitivity table runs 3% to 7% and the value ranges from EGP 62.88 to EGP 85.25.</w:t>
+              <w:t>Nothing in the near term; the sensitivity table runs 3% to 7% and the value ranges from EGP 71.44 to EGP 101.42.</w:t>
             </w:r>
           </w:p>
         </w:tc>
@@ -23699,7 +23699,7 @@
                 <w:color w:val="1C3A36"/>
                 <w:sz w:val="15"/>
               </w:rPr>
-              <w:t>The multiple the model's own economics justify (7.06x), the company's own four-year mean (6.57x), and a peer-referenced multiple adjusted for the cost-of-equity gap (6.10x) — which is NOT a median of a disclosed peer set and is not presented as one. The unadjusted peer read would give EGP 182 a share; the size of that gap is the country-risk discount and it is shown rather than hidden.</w:t>
+              <w:t>The multiple the model's own economics justify (8.24x), the company's own four-year mean (6.57x), and a peer-referenced multiple adjusted for the cost-of-equity gap (7.12x) — which is NOT a median of a disclosed peer set and is not presented as one. The unadjusted peer read would give EGP 182 a share; the size of that gap is the country-risk discount and it is shown rather than hidden.</w:t>
             </w:r>
           </w:p>
         </w:tc>
